--- a/paper/Eco Pulse Benchmark.docx
+++ b/paper/Eco Pulse Benchmark.docx
@@ -901,7 +901,7 @@
           <w:sz w:val="21"/>
           <w:szCs w:val="21"/>
         </w:rPr>
-        <w:t xml:space="preserve"> Sentinel-5P CO, NO₂, SO₂ and absorbing aerosol index (Veefkind et al., 2012); MODIS MAIAC AOD (Lyapustin et al., 2018). Missingness in these products is correlated with the target: SO₂ retrieves on 0.1% of December days against 91.0% in July. We attribute that floor mainly to solar geometry, with winter cloud and snow cover likely contributing, and it blinds the direct winter coal tracer through the coal season. A retrieval-validity feature (</w:t>
+        <w:t xml:space="preserve"> Sentinel-5P CO, NO₂, SO₂ and absorbing aerosol index (Veefkind et al., 2012); MODIS MAIAC AOD (Lyapustin et al., 2018). Missingness in these products is correlated with the target: SO₂ retrieves on 0.1% of December days against 92.5% in July. We attribute that floor mainly to solar geometry, with winter cloud and snow cover likely contributing, and it blinds the direct winter coal tracer through the coal season. A retrieval-validity feature (</w:t>
       </w:r>
       <w:r>
         <w:rPr>
